--- a/video-film-editing/output/05 3.3b Nota Pembelajaran (Kertas Penerangan)/CU C01-C05/3.3b-22 Nota Pembelajaran C05-W02 Apply visual elements to editing sequences (IT-072).docx
+++ b/video-film-editing/output/05 3.3b Nota Pembelajaran (Kertas Penerangan)/CU C01-C05/3.3b-22 Nota Pembelajaran C05-W02 Apply visual elements to editing sequences (IT-072).docx
@@ -716,65 +716,307 @@
     </w:p>
     <w:p>
       <w:r>
-        <w:t>Elemen visual (visual elements) merujuk kepada semua komponen grafik dan efek yang ditambah ke atas rakaman video asal bagi meningkatkan nilai penceritaan, kejelasan maklumat, dan daya tarikan estetik sesebuah produksi. Dalam konteks online visual editing, editor bertanggungjawab mengenal pasti, menentukan kedudukan, dan mengaplikasikan elemen berikut mengikut skrip dan arahan Director:</w:t>
-      </w:r>
-    </w:p>
-    <w:p>
-      <w:pPr>
-        <w:pStyle w:val="ListParagraph"/>
-      </w:pPr>
-      <w:r>
-        <w:t>• Motion graphic — grafik beranimasi seperti infografik, carta, atau logo animasi yang digunakan untuk menyampaikan maklumat atau jenama secara visual. Motion graphic biasanya dihasilkan berasingan (dalam perisian seperti After Effects) dan diimport sebagai lapisan (layer) ke dalam sequence.</w:t>
-      </w:r>
-    </w:p>
-    <w:p>
-      <w:pPr>
-        <w:pStyle w:val="ListParagraph"/>
-      </w:pPr>
-      <w:r>
-        <w:t>• Montage — teknik penyuntingan yang menggabungkan beberapa shot pendek secara berurutan (sering dengan muzik) untuk menunjukkan peralihan masa, perkembangan watak, atau ringkasan peristiwa dalam tempoh yang singkat. Editor perlu memilih shot yang padat maksud dan menyelaraskan rentak potongan (cutting rhythm) dengan muzik.</w:t>
-      </w:r>
-    </w:p>
-    <w:p>
-      <w:pPr>
-        <w:pStyle w:val="ListParagraph"/>
-      </w:pPr>
-      <w:r>
-        <w:t>• Visual effects (VFX) — kesan visual seperti green screen compositing, penambahan objek digital, atau pembetulan latar belakang. Pada peringkat online, VFX yang telah siap dihasilkan oleh jurutera VFX (atau vendor luar) di-conform ke dalam sequence pada kedudukan timecode yang betul.</w:t>
-      </w:r>
-    </w:p>
-    <w:p>
-      <w:pPr>
-        <w:pStyle w:val="ListParagraph"/>
-      </w:pPr>
-      <w:r>
-        <w:t>• Transition — kaedah peralihan antara dua shot, seperti cut, dissolve, wipe, atau fade. Pemilihan transition mesti selari dengan mood dan genre projek — contohnya dissolve perlahan sesuai untuk peralihan masa, manakala hard cut sesuai untuk aksi pantas.</w:t>
-      </w:r>
-    </w:p>
-    <w:p>
-      <w:pPr>
-        <w:pStyle w:val="ListParagraph"/>
-      </w:pPr>
-      <w:r>
-        <w:t>• Supers / title dan Sub-title — teks yang dipaparkan di atas visual, seperti nama pembicara (lower third), nama tempat, atau sarikata dialog. Elemen ini perlu jelas dibaca dan tidak menutup maklumat visual penting.</w:t>
+        <w:rPr>
+          <w:b/>
+          <w:sz w:val="26"/>
+        </w:rPr>
+        <w:t>Objektif Pembelajaran</w:t>
       </w:r>
     </w:p>
     <w:p>
       <w:r>
-        <w:t>Proses kerja sebenar (rujuk P10 langkah 1) bermula dengan editor mempratonton sequence offline yang telah dikunci untuk mengenal pasti lokasi setiap elemen visual yang diperlukan (berdasarkan skrip atau senarai VFX/grafik daripada Director/Producer), kemudian meletakkan (allocate) elemen tersebut pada kedudukan timecode yang tepat.</w:t>
+        <w:t>Selepas mempelajari topik ini, pelatih dapat:</w:t>
+      </w:r>
+    </w:p>
+    <w:p>
+      <w:pPr>
+        <w:pStyle w:val="ListParagraph"/>
+      </w:pPr>
+      <w:r>
+        <w:t>• Mengenal pasti enam jenis elemen visual yang diaplikasikan pada peringkat online.</w:t>
+      </w:r>
+    </w:p>
+    <w:p>
+      <w:pPr>
+        <w:pStyle w:val="ListParagraph"/>
+      </w:pPr>
+      <w:r>
+        <w:t>• Menjelaskan fungsi dan ciri setiap elemen visual.</w:t>
+      </w:r>
+    </w:p>
+    <w:p>
+      <w:pPr>
+        <w:pStyle w:val="ListParagraph"/>
+      </w:pPr>
+      <w:r>
+        <w:t>• Menentukan kedudukan elemen visual mengikut keperluan kreatif.</w:t>
+      </w:r>
+    </w:p>
+    <w:p>
+      <w:pPr>
+        <w:pStyle w:val="ListParagraph"/>
+      </w:pPr>
+      <w:r>
+        <w:t>• Mengaplikasikan elemen visual ke editing sequence mengikut langkah kerja yang betul.</w:t>
       </w:r>
     </w:p>
     <w:p>
       <w:r>
-        <w:t>Langkah kerja secara terperinci:</w:t>
+        <w:rPr>
+          <w:b/>
+          <w:sz w:val="26"/>
+        </w:rPr>
+        <w:t>1. Jenis-jenis elemen visual</w:t>
+      </w:r>
+    </w:p>
+    <w:tbl>
+      <w:tblPr>
+        <w:tblStyle w:val="TableGrid"/>
+        <w:tblW w:type="auto" w:w="0"/>
+        <w:tblLook w:firstColumn="1" w:firstRow="1" w:lastColumn="0" w:lastRow="0" w:noHBand="0" w:noVBand="1" w:val="04A0"/>
+      </w:tblPr>
+      <w:tblGrid>
+        <w:gridCol w:w="3104"/>
+        <w:gridCol w:w="3104"/>
+        <w:gridCol w:w="3104"/>
+      </w:tblGrid>
+      <w:tr>
+        <w:tc>
+          <w:tcPr>
+            <w:tcW w:type="dxa" w:w="3104"/>
+          </w:tcPr>
+          <w:p>
+            <w:r>
+              <w:t>Elemen Visual</w:t>
+            </w:r>
+          </w:p>
+        </w:tc>
+        <w:tc>
+          <w:tcPr>
+            <w:tcW w:type="dxa" w:w="3104"/>
+          </w:tcPr>
+          <w:p>
+            <w:r>
+              <w:t>Fungsi</w:t>
+            </w:r>
+          </w:p>
+        </w:tc>
+        <w:tc>
+          <w:tcPr>
+            <w:tcW w:type="dxa" w:w="3104"/>
+          </w:tcPr>
+          <w:p>
+            <w:r>
+              <w:t>Contoh Studio</w:t>
+            </w:r>
+          </w:p>
+        </w:tc>
+      </w:tr>
+      <w:tr>
+        <w:tc>
+          <w:tcPr>
+            <w:tcW w:type="dxa" w:w="3104"/>
+          </w:tcPr>
+          <w:p>
+            <w:r>
+              <w:t>Motion graphic</w:t>
+            </w:r>
+          </w:p>
+        </w:tc>
+        <w:tc>
+          <w:tcPr>
+            <w:tcW w:type="dxa" w:w="3104"/>
+          </w:tcPr>
+          <w:p>
+            <w:r>
+              <w:t>Grafik beranimasi (infografik, carta, logo) untuk sampaikan maklumat/jenama</w:t>
+            </w:r>
+          </w:p>
+        </w:tc>
+        <w:tc>
+          <w:tcPr>
+            <w:tcW w:type="dxa" w:w="3104"/>
+          </w:tcPr>
+          <w:p>
+            <w:r>
+              <w:t>Dihasilkan dalam After Effects, diimport sebagai layer</w:t>
+            </w:r>
+          </w:p>
+        </w:tc>
+      </w:tr>
+      <w:tr>
+        <w:tc>
+          <w:tcPr>
+            <w:tcW w:type="dxa" w:w="3104"/>
+          </w:tcPr>
+          <w:p>
+            <w:r>
+              <w:t>Montage</w:t>
+            </w:r>
+          </w:p>
+        </w:tc>
+        <w:tc>
+          <w:tcPr>
+            <w:tcW w:type="dxa" w:w="3104"/>
+          </w:tcPr>
+          <w:p>
+            <w:r>
+              <w:t>Gabungan shot pendek berurutan untuk tunjuk peralihan masa/ringkasan peristiwa</w:t>
+            </w:r>
+          </w:p>
+        </w:tc>
+        <w:tc>
+          <w:tcPr>
+            <w:tcW w:type="dxa" w:w="3104"/>
+          </w:tcPr>
+          <w:p>
+            <w:r>
+              <w:t>Rentak potongan diselaraskan dengan muzik</w:t>
+            </w:r>
+          </w:p>
+        </w:tc>
+      </w:tr>
+      <w:tr>
+        <w:tc>
+          <w:tcPr>
+            <w:tcW w:type="dxa" w:w="3104"/>
+          </w:tcPr>
+          <w:p>
+            <w:r>
+              <w:t>Visual effects (VFX)</w:t>
+            </w:r>
+          </w:p>
+        </w:tc>
+        <w:tc>
+          <w:tcPr>
+            <w:tcW w:type="dxa" w:w="3104"/>
+          </w:tcPr>
+          <w:p>
+            <w:r>
+              <w:t>Kesan visual seperti green screen compositing, objek digital</w:t>
+            </w:r>
+          </w:p>
+        </w:tc>
+        <w:tc>
+          <w:tcPr>
+            <w:tcW w:type="dxa" w:w="3104"/>
+          </w:tcPr>
+          <w:p>
+            <w:r>
+              <w:t>Di-conform daripada vendor VFX luar pada timecode betul</w:t>
+            </w:r>
+          </w:p>
+        </w:tc>
+      </w:tr>
+      <w:tr>
+        <w:tc>
+          <w:tcPr>
+            <w:tcW w:type="dxa" w:w="3104"/>
+          </w:tcPr>
+          <w:p>
+            <w:r>
+              <w:t>Transition</w:t>
+            </w:r>
+          </w:p>
+        </w:tc>
+        <w:tc>
+          <w:tcPr>
+            <w:tcW w:type="dxa" w:w="3104"/>
+          </w:tcPr>
+          <w:p>
+            <w:r>
+              <w:t>Peralihan antara shot (cut, dissolve, wipe, fade)</w:t>
+            </w:r>
+          </w:p>
+        </w:tc>
+        <w:tc>
+          <w:tcPr>
+            <w:tcW w:type="dxa" w:w="3104"/>
+          </w:tcPr>
+          <w:p>
+            <w:r>
+              <w:t>Dissolve perlahan untuk peralihan masa; hard cut untuk aksi pantas</w:t>
+            </w:r>
+          </w:p>
+        </w:tc>
+      </w:tr>
+      <w:tr>
+        <w:tc>
+          <w:tcPr>
+            <w:tcW w:type="dxa" w:w="3104"/>
+          </w:tcPr>
+          <w:p>
+            <w:r>
+              <w:t>Supers / title</w:t>
+            </w:r>
+          </w:p>
+        </w:tc>
+        <w:tc>
+          <w:tcPr>
+            <w:tcW w:type="dxa" w:w="3104"/>
+          </w:tcPr>
+          <w:p>
+            <w:r>
+              <w:t>Teks di atas visual (nama tempat, tajuk)</w:t>
+            </w:r>
+          </w:p>
+        </w:tc>
+        <w:tc>
+          <w:tcPr>
+            <w:tcW w:type="dxa" w:w="3104"/>
+          </w:tcPr>
+          <w:p>
+            <w:r>
+              <w:t>Diletakkan tanpa menutup maklumat visual penting</w:t>
+            </w:r>
+          </w:p>
+        </w:tc>
+      </w:tr>
+      <w:tr>
+        <w:tc>
+          <w:tcPr>
+            <w:tcW w:type="dxa" w:w="3104"/>
+          </w:tcPr>
+          <w:p>
+            <w:r>
+              <w:t>Sub-title</w:t>
+            </w:r>
+          </w:p>
+        </w:tc>
+        <w:tc>
+          <w:tcPr>
+            <w:tcW w:type="dxa" w:w="3104"/>
+          </w:tcPr>
+          <w:p>
+            <w:r>
+              <w:t>Sarikata dialog</w:t>
+            </w:r>
+          </w:p>
+        </w:tc>
+        <w:tc>
+          <w:tcPr>
+            <w:tcW w:type="dxa" w:w="3104"/>
+          </w:tcPr>
+          <w:p>
+            <w:r>
+              <w:t>Segerak dengan pertuturan, dalam safe area</w:t>
+            </w:r>
+          </w:p>
+        </w:tc>
+      </w:tr>
+    </w:tbl>
+    <w:p>
+      <w:r>
+        <w:rPr>
+          <w:b/>
+          <w:sz w:val="26"/>
+        </w:rPr>
+        <w:t>2. Langkah kerja aplikasi elemen visual</w:t>
       </w:r>
     </w:p>
     <w:p>
-      <w:pPr>
-        <w:pStyle w:val="ListParagraph"/>
-      </w:pPr>
       <w:r>
-        <w:t>• Pratonton sequence — editor menyemak semula sequence offline yang dikunci bersama senarai keperluan grafik/VFX daripada skrip atau nota Director.</w:t>
+        <w:t>Proses kerja sebenar (rujuk P10 langkah 1) bermula dengan editor mempratonton sequence offline yang telah dikunci untuk mengenal pasti lokasi setiap elemen visual yang diperlukan (berdasarkan skrip atau senarai VFX/grafik daripada Director/Producer):</w:t>
       </w:r>
     </w:p>
     <w:p>
@@ -782,7 +1024,7 @@
         <w:pStyle w:val="ListParagraph"/>
       </w:pPr>
       <w:r>
-        <w:t>• Kenal pasti elemen — setiap elemen visual dikategorikan (motion graphic/montage/VFX/transition/title) dan disenaraikan dengan timecode masuk-keluar.</w:t>
+        <w:t>• Pratonton sequence — semak semula sequence offline yang dikunci bersama senarai keperluan grafik/VFX daripada skrip atau nota Director.</w:t>
       </w:r>
     </w:p>
     <w:p>
@@ -790,7 +1032,7 @@
         <w:pStyle w:val="ListParagraph"/>
       </w:pPr>
       <w:r>
-        <w:t>• Peruntukkan (allocate) elemen — fail grafik/VFX diimport ke NLE dan diletakkan pada lapisan (track) berasingan di atas visual asal, diselaraskan dengan timecode yang telah dikenal pasti.</w:t>
+        <w:t>• Kenal pasti elemen — kategorikan setiap elemen (motion graphic/montage/VFX/transition/title) dan senaraikan dengan timecode masuk-keluar.</w:t>
       </w:r>
     </w:p>
     <w:p>
@@ -798,7 +1040,7 @@
         <w:pStyle w:val="ListParagraph"/>
       </w:pPr>
       <w:r>
-        <w:t>• Aplikasi kreatif — editor melaraskan masa muncul (in/out), animasi kemasukan/keluar (keyframe), dan kesan peralihan supaya selari dengan mood projek.</w:t>
+        <w:t>• Peruntukkan (allocate) elemen — import fail grafik/VFX ke NLE dan letak pada lapisan (track) berasingan di atas visual asal.</w:t>
       </w:r>
     </w:p>
     <w:p>
@@ -806,12 +1048,43 @@
         <w:pStyle w:val="ListParagraph"/>
       </w:pPr>
       <w:r>
-        <w:t>• Semakan dan pengesahan — sequence dipratonton semula dan dipersembahkan kepada Director/Producer untuk kelulusan sebelum diteruskan ke titling (WA3).</w:t>
+        <w:t>• Aplikasi kreatif — laraskan masa muncul (in/out), animasi kemasukan/keluar (keyframe), dan kesan peralihan supaya selari dengan mood projek.</w:t>
+      </w:r>
+    </w:p>
+    <w:p>
+      <w:pPr>
+        <w:pStyle w:val="ListParagraph"/>
+      </w:pPr>
+      <w:r>
+        <w:t>• Semakan dan pengesahan — pratonton semula dan persembahkan kepada Director/Producer untuk kelulusan sebelum diteruskan ke titling (WA3).</w:t>
+      </w:r>
+    </w:p>
+    <w:p>
+      <w:r>
+        <w:rPr>
+          <w:b/>
+          <w:sz w:val="26"/>
+        </w:rPr>
+        <w:t>3. Kesilapan biasa</w:t>
       </w:r>
     </w:p>
     <w:p>
       <w:r>
         <w:t>Kesilapan biasa termasuk meletakkan title terlalu hampir dengan tepi frame (melanggar safe area — dibincangkan lanjut dalam WA3), serta transition yang tidak konsisten dengan gaya keseluruhan projek, yang boleh menjejaskan kesinambungan visual (visual continuity).</w:t>
+      </w:r>
+    </w:p>
+    <w:p>
+      <w:r>
+        <w:rPr>
+          <w:b/>
+          <w:sz w:val="26"/>
+        </w:rPr>
+        <w:t>4. Rumusan</w:t>
+      </w:r>
+    </w:p>
+    <w:p>
+      <w:r>
+        <w:t>Setiap elemen visual mesti dikenal pasti, diperuntukkan pada lapisan berasingan, dan diaplikasikan secara kreatif mengikut mood projek sebelum sequence dipersembahkan untuk pengesahan.</w:t>
       </w:r>
     </w:p>
     <w:p>

--- a/video-film-editing/output/05 3.3b Nota Pembelajaran (Kertas Penerangan)/CU C01-C05/3.3b-22 Nota Pembelajaran C05-W02 Apply visual elements to editing sequences (IT-072).docx
+++ b/video-film-editing/output/05 3.3b Nota Pembelajaran (Kertas Penerangan)/CU C01-C05/3.3b-22 Nota Pembelajaran C05-W02 Apply visual elements to editing sequences (IT-072).docx
@@ -4,8 +4,9 @@
   <w:body>
     <w:tbl>
       <w:tblPr>
+        <w:tblStyle w:val="TableGrid"/>
         <w:tblW w:w="9699" w:type="dxa"/>
-        <w:tblLayout w:type="fixed"/>
+        <w:tblLayout w:type="autofit"/>
         <w:tblLook w:val="0000" w:firstRow="0" w:lastRow="0" w:firstColumn="0" w:lastColumn="0" w:noHBand="0" w:noVBand="0"/>
       </w:tblPr>
       <w:tblGrid>
@@ -17,6 +18,8 @@
       <w:tr>
         <w:trPr>
           <w:trHeight w:val="3230"/>
+          <w:tblHeader w:val="true"/>
+          <w:cantSplit w:val="true"/>
         </w:trPr>
         <w:tc>
           <w:tcPr>
@@ -26,6 +29,13 @@
               <w:left w:val="single" w:sz="4" w:space="0" w:color="auto"/>
               <w:bottom w:val="single" w:sz="4" w:space="0" w:color="000000"/>
             </w:tcBorders>
+            <w:tcMar>
+              <w:top w:w="57" w:type="dxa"/>
+              <w:left w:w="57" w:type="dxa"/>
+              <w:bottom w:w="57" w:type="dxa"/>
+              <w:right w:w="57" w:type="dxa"/>
+            </w:tcMar>
+            <w:shd w:val="clear" w:color="auto" w:fill="D9D9D9"/>
           </w:tcPr>
           <w:p>
             <w:pPr>
@@ -60,6 +70,27 @@
               <w:bottom w:val="single" w:sz="4" w:space="0" w:color="000000"/>
               <w:right w:val="single" w:sz="4" w:space="0" w:color="auto"/>
             </w:tcBorders>
+            <w:tcMar>
+              <w:top w:w="57" w:type="dxa"/>
+              <w:left w:w="57" w:type="dxa"/>
+              <w:bottom w:w="57" w:type="dxa"/>
+              <w:right w:w="57" w:type="dxa"/>
+            </w:tcMar>
+            <w:shd w:val="clear" w:color="auto" w:fill="D9D9D9"/>
+            <w:tcMar>
+              <w:top w:w="57" w:type="dxa"/>
+              <w:left w:w="57" w:type="dxa"/>
+              <w:bottom w:w="57" w:type="dxa"/>
+              <w:right w:w="57" w:type="dxa"/>
+            </w:tcMar>
+            <w:shd w:val="clear" w:color="auto" w:fill="D9D9D9"/>
+            <w:tcMar>
+              <w:top w:w="57" w:type="dxa"/>
+              <w:left w:w="57" w:type="dxa"/>
+              <w:bottom w:w="57" w:type="dxa"/>
+              <w:right w:w="57" w:type="dxa"/>
+            </w:tcMar>
+            <w:shd w:val="clear" w:color="auto" w:fill="D9D9D9"/>
           </w:tcPr>
           <w:p>
             <w:pPr>
@@ -71,7 +102,11 @@
             </w:pPr>
             <w:r>
               <w:rPr>
+                <w:rFonts w:ascii="Arial" w:hAnsi="Arial" w:cs="Arial"/>
+                <w:b/>
                 <w:noProof/>
+                <w:color w:val="000000"/>
+                <w:sz w:val="20"/>
               </w:rPr>
               <w:pict w14:anchorId="1A6FD23B">
                 <v:shapetype id="_x0000_t202" coordsize="21600,21600" o:spt="202" path="m,l,21600r21600,l21600,xe">
@@ -259,6 +294,7 @@
       <w:tr>
         <w:trPr>
           <w:trHeight w:val="971"/>
+          <w:cantSplit w:val="true"/>
         </w:trPr>
         <w:tc>
           <w:tcPr>
@@ -269,6 +305,12 @@
               <w:bottom w:val="single" w:sz="4" w:space="0" w:color="000000"/>
             </w:tcBorders>
             <w:vAlign w:val="center"/>
+            <w:tcMar>
+              <w:top w:w="57" w:type="dxa"/>
+              <w:left w:w="57" w:type="dxa"/>
+              <w:bottom w:w="57" w:type="dxa"/>
+              <w:right w:w="57" w:type="dxa"/>
+            </w:tcMar>
           </w:tcPr>
           <w:p>
             <w:pPr>
@@ -284,6 +326,8 @@
               <w:rPr>
                 <w:rFonts w:ascii="Arial" w:eastAsia="Arial" w:hAnsi="Arial" w:cs="Arial"/>
                 <w:b/>
+                <w:color w:val="000000"/>
+                <w:sz w:val="20"/>
               </w:rPr>
               <w:t xml:space="preserve">KOD NAMA DAN PROGRAM / </w:t>
             </w:r>
@@ -291,6 +335,8 @@
               <w:rPr>
                 <w:rFonts w:ascii="Arial" w:eastAsia="Arial" w:hAnsi="Arial" w:cs="Arial"/>
                 <w:i/>
+                <w:color w:val="000000"/>
+                <w:sz w:val="20"/>
               </w:rPr>
               <w:t>PROGRAM CODE AND NAME</w:t>
             </w:r>
@@ -307,9 +353,32 @@
               <w:right w:val="single" w:sz="4" w:space="0" w:color="auto"/>
             </w:tcBorders>
             <w:vAlign w:val="center"/>
+            <w:tcMar>
+              <w:top w:w="57" w:type="dxa"/>
+              <w:left w:w="57" w:type="dxa"/>
+              <w:bottom w:w="57" w:type="dxa"/>
+              <w:right w:w="57" w:type="dxa"/>
+            </w:tcMar>
+            <w:tcMar>
+              <w:top w:w="57" w:type="dxa"/>
+              <w:left w:w="57" w:type="dxa"/>
+              <w:bottom w:w="57" w:type="dxa"/>
+              <w:right w:w="57" w:type="dxa"/>
+            </w:tcMar>
+            <w:tcMar>
+              <w:top w:w="57" w:type="dxa"/>
+              <w:left w:w="57" w:type="dxa"/>
+              <w:bottom w:w="57" w:type="dxa"/>
+              <w:right w:w="57" w:type="dxa"/>
+            </w:tcMar>
           </w:tcPr>
           <w:p>
             <w:r>
+              <w:rPr>
+                <w:rFonts w:ascii="Arial" w:hAnsi="Arial" w:cs="Arial"/>
+                <w:color w:val="000000"/>
+                <w:sz w:val="20"/>
+              </w:rPr>
               <w:t>IT-072-3:2012</w:t>
             </w:r>
           </w:p>
@@ -318,6 +387,7 @@
       <w:tr>
         <w:trPr>
           <w:trHeight w:val="1160"/>
+          <w:cantSplit w:val="true"/>
         </w:trPr>
         <w:tc>
           <w:tcPr>
@@ -328,6 +398,12 @@
               <w:bottom w:val="single" w:sz="4" w:space="0" w:color="000000"/>
             </w:tcBorders>
             <w:vAlign w:val="center"/>
+            <w:tcMar>
+              <w:top w:w="57" w:type="dxa"/>
+              <w:left w:w="57" w:type="dxa"/>
+              <w:bottom w:w="57" w:type="dxa"/>
+              <w:right w:w="57" w:type="dxa"/>
+            </w:tcMar>
           </w:tcPr>
           <w:p>
             <w:pPr>
@@ -360,12 +436,16 @@
               <w:rPr>
                 <w:rFonts w:ascii="Arial" w:eastAsia="Arial" w:hAnsi="Arial" w:cs="Arial"/>
                 <w:b/>
+                <w:color w:val="000000"/>
+                <w:sz w:val="20"/>
               </w:rPr>
               <w:t xml:space="preserve">TAHAP / </w:t>
             </w:r>
             <w:r>
               <w:rPr>
                 <w:rFonts w:ascii="Arial" w:eastAsia="Arial" w:hAnsi="Arial" w:cs="Arial"/>
+                <w:color w:val="000000"/>
+                <w:sz w:val="20"/>
               </w:rPr>
               <w:t>LEVEL</w:t>
             </w:r>
@@ -382,9 +462,32 @@
               <w:right w:val="single" w:sz="4" w:space="0" w:color="auto"/>
             </w:tcBorders>
             <w:vAlign w:val="center"/>
+            <w:tcMar>
+              <w:top w:w="57" w:type="dxa"/>
+              <w:left w:w="57" w:type="dxa"/>
+              <w:bottom w:w="57" w:type="dxa"/>
+              <w:right w:w="57" w:type="dxa"/>
+            </w:tcMar>
+            <w:tcMar>
+              <w:top w:w="57" w:type="dxa"/>
+              <w:left w:w="57" w:type="dxa"/>
+              <w:bottom w:w="57" w:type="dxa"/>
+              <w:right w:w="57" w:type="dxa"/>
+            </w:tcMar>
+            <w:tcMar>
+              <w:top w:w="57" w:type="dxa"/>
+              <w:left w:w="57" w:type="dxa"/>
+              <w:bottom w:w="57" w:type="dxa"/>
+              <w:right w:w="57" w:type="dxa"/>
+            </w:tcMar>
           </w:tcPr>
           <w:p>
             <w:r>
+              <w:rPr>
+                <w:rFonts w:ascii="Arial" w:hAnsi="Arial" w:cs="Arial"/>
+                <w:color w:val="000000"/>
+                <w:sz w:val="20"/>
+              </w:rPr>
               <w:t>3</w:t>
             </w:r>
           </w:p>
@@ -393,6 +496,7 @@
       <w:tr>
         <w:trPr>
           <w:trHeight w:val="1169"/>
+          <w:cantSplit w:val="true"/>
         </w:trPr>
         <w:tc>
           <w:tcPr>
@@ -403,6 +507,12 @@
               <w:bottom w:val="single" w:sz="4" w:space="0" w:color="000000"/>
             </w:tcBorders>
             <w:vAlign w:val="center"/>
+            <w:tcMar>
+              <w:top w:w="57" w:type="dxa"/>
+              <w:left w:w="57" w:type="dxa"/>
+              <w:bottom w:w="57" w:type="dxa"/>
+              <w:right w:w="57" w:type="dxa"/>
+            </w:tcMar>
           </w:tcPr>
           <w:p>
             <w:pPr>
@@ -437,6 +547,8 @@
               <w:rPr>
                 <w:rFonts w:ascii="Arial" w:eastAsia="Arial" w:hAnsi="Arial" w:cs="Arial"/>
                 <w:b/>
+                <w:color w:val="000000"/>
+                <w:sz w:val="20"/>
               </w:rPr>
               <w:t>NO DAN TAJUK UNIT KOMPETENSI /</w:t>
             </w:r>
@@ -444,6 +556,8 @@
               <w:rPr>
                 <w:rFonts w:ascii="Arial" w:eastAsia="Arial" w:hAnsi="Arial" w:cs="Arial"/>
                 <w:i/>
+                <w:color w:val="000000"/>
+                <w:sz w:val="20"/>
               </w:rPr>
               <w:t xml:space="preserve"> COMPETENCY UNIT CODE AND TITLE</w:t>
             </w:r>
@@ -460,9 +574,32 @@
               <w:right w:val="single" w:sz="4" w:space="0" w:color="auto"/>
             </w:tcBorders>
             <w:vAlign w:val="center"/>
+            <w:tcMar>
+              <w:top w:w="57" w:type="dxa"/>
+              <w:left w:w="57" w:type="dxa"/>
+              <w:bottom w:w="57" w:type="dxa"/>
+              <w:right w:w="57" w:type="dxa"/>
+            </w:tcMar>
+            <w:tcMar>
+              <w:top w:w="57" w:type="dxa"/>
+              <w:left w:w="57" w:type="dxa"/>
+              <w:bottom w:w="57" w:type="dxa"/>
+              <w:right w:w="57" w:type="dxa"/>
+            </w:tcMar>
+            <w:tcMar>
+              <w:top w:w="57" w:type="dxa"/>
+              <w:left w:w="57" w:type="dxa"/>
+              <w:bottom w:w="57" w:type="dxa"/>
+              <w:right w:w="57" w:type="dxa"/>
+            </w:tcMar>
           </w:tcPr>
           <w:p>
             <w:r>
+              <w:rPr>
+                <w:rFonts w:ascii="Arial" w:hAnsi="Arial" w:cs="Arial"/>
+                <w:color w:val="000000"/>
+                <w:sz w:val="20"/>
+              </w:rPr>
               <w:t>IT-072-3:2012-C05 / ONLINE VISUAL EDITING</w:t>
             </w:r>
           </w:p>
@@ -471,6 +608,7 @@
       <w:tr>
         <w:trPr>
           <w:trHeight w:val="2910"/>
+          <w:cantSplit w:val="true"/>
         </w:trPr>
         <w:tc>
           <w:tcPr>
@@ -481,6 +619,12 @@
               <w:bottom w:val="single" w:sz="4" w:space="0" w:color="000000"/>
             </w:tcBorders>
             <w:vAlign w:val="center"/>
+            <w:tcMar>
+              <w:top w:w="57" w:type="dxa"/>
+              <w:left w:w="57" w:type="dxa"/>
+              <w:bottom w:w="57" w:type="dxa"/>
+              <w:right w:w="57" w:type="dxa"/>
+            </w:tcMar>
           </w:tcPr>
           <w:p>
             <w:pPr>
@@ -499,6 +643,8 @@
               <w:rPr>
                 <w:rFonts w:ascii="Arial" w:eastAsia="Arial" w:hAnsi="Arial" w:cs="Arial"/>
                 <w:b/>
+                <w:color w:val="000000"/>
+                <w:sz w:val="20"/>
               </w:rPr>
               <w:t xml:space="preserve">NO DAN PENYATAAN AKTIVITI / </w:t>
             </w:r>
@@ -506,6 +652,8 @@
               <w:rPr>
                 <w:rFonts w:ascii="Arial" w:eastAsia="Arial" w:hAnsi="Arial" w:cs="Arial"/>
                 <w:i/>
+                <w:color w:val="000000"/>
+                <w:sz w:val="20"/>
               </w:rPr>
               <w:t>WORK ACTIVITIES NO. AND STATEMENT</w:t>
             </w:r>
@@ -522,9 +670,32 @@
               <w:right w:val="single" w:sz="4" w:space="0" w:color="auto"/>
             </w:tcBorders>
             <w:vAlign w:val="center"/>
+            <w:tcMar>
+              <w:top w:w="57" w:type="dxa"/>
+              <w:left w:w="57" w:type="dxa"/>
+              <w:bottom w:w="57" w:type="dxa"/>
+              <w:right w:w="57" w:type="dxa"/>
+            </w:tcMar>
+            <w:tcMar>
+              <w:top w:w="57" w:type="dxa"/>
+              <w:left w:w="57" w:type="dxa"/>
+              <w:bottom w:w="57" w:type="dxa"/>
+              <w:right w:w="57" w:type="dxa"/>
+            </w:tcMar>
+            <w:tcMar>
+              <w:top w:w="57" w:type="dxa"/>
+              <w:left w:w="57" w:type="dxa"/>
+              <w:bottom w:w="57" w:type="dxa"/>
+              <w:right w:w="57" w:type="dxa"/>
+            </w:tcMar>
           </w:tcPr>
           <w:p>
             <w:r>
+              <w:rPr>
+                <w:rFonts w:ascii="Arial" w:hAnsi="Arial" w:cs="Arial"/>
+                <w:color w:val="000000"/>
+                <w:sz w:val="20"/>
+              </w:rPr>
               <w:t>W02 — Apply visual elements to editing sequences</w:t>
             </w:r>
           </w:p>
@@ -533,6 +704,7 @@
       <w:tr>
         <w:trPr>
           <w:trHeight w:val="755"/>
+          <w:cantSplit w:val="true"/>
         </w:trPr>
         <w:tc>
           <w:tcPr>
@@ -543,6 +715,12 @@
               <w:bottom w:val="single" w:sz="4" w:space="0" w:color="auto"/>
             </w:tcBorders>
             <w:vAlign w:val="center"/>
+            <w:tcMar>
+              <w:top w:w="57" w:type="dxa"/>
+              <w:left w:w="57" w:type="dxa"/>
+              <w:bottom w:w="57" w:type="dxa"/>
+              <w:right w:w="57" w:type="dxa"/>
+            </w:tcMar>
           </w:tcPr>
           <w:p>
             <w:pPr>
@@ -576,6 +754,8 @@
               <w:rPr>
                 <w:rFonts w:ascii="Arial" w:eastAsia="Arial" w:hAnsi="Arial" w:cs="Arial"/>
                 <w:b/>
+                <w:color w:val="000000"/>
+                <w:sz w:val="20"/>
               </w:rPr>
               <w:t>NO</w:t>
             </w:r>
@@ -583,6 +763,8 @@
               <w:rPr>
                 <w:rFonts w:ascii="Arial" w:eastAsia="Arial" w:hAnsi="Arial" w:cs="Arial"/>
                 <w:b/>
+                <w:color w:val="000000"/>
+                <w:sz w:val="20"/>
               </w:rPr>
               <w:t>.</w:t>
             </w:r>
@@ -590,6 +772,8 @@
               <w:rPr>
                 <w:rFonts w:ascii="Arial" w:eastAsia="Arial" w:hAnsi="Arial" w:cs="Arial"/>
                 <w:b/>
+                <w:color w:val="000000"/>
+                <w:sz w:val="20"/>
               </w:rPr>
               <w:t xml:space="preserve"> KOD / </w:t>
             </w:r>
@@ -599,6 +783,8 @@
                 <w:bCs/>
                 <w:i/>
                 <w:iCs/>
+                <w:color w:val="000000"/>
+                <w:sz w:val="20"/>
               </w:rPr>
               <w:t>CODE N</w:t>
             </w:r>
@@ -608,6 +794,8 @@
                 <w:bCs/>
                 <w:i/>
                 <w:iCs/>
+                <w:color w:val="000000"/>
+                <w:sz w:val="20"/>
               </w:rPr>
               <w:t>O.</w:t>
             </w:r>
@@ -622,9 +810,20 @@
               <w:bottom w:val="single" w:sz="4" w:space="0" w:color="auto"/>
             </w:tcBorders>
             <w:vAlign w:val="center"/>
+            <w:tcMar>
+              <w:top w:w="57" w:type="dxa"/>
+              <w:left w:w="57" w:type="dxa"/>
+              <w:bottom w:w="57" w:type="dxa"/>
+              <w:right w:w="57" w:type="dxa"/>
+            </w:tcMar>
           </w:tcPr>
           <w:p>
             <w:r>
+              <w:rPr>
+                <w:rFonts w:ascii="Arial" w:hAnsi="Arial" w:cs="Arial"/>
+                <w:color w:val="000000"/>
+                <w:sz w:val="20"/>
+              </w:rPr>
               <w:t>IT-072-3:2012-C05/NP(2/6)</w:t>
             </w:r>
           </w:p>
@@ -639,9 +838,20 @@
               <w:right w:val="single" w:sz="4" w:space="0" w:color="auto"/>
             </w:tcBorders>
             <w:vAlign w:val="center"/>
+            <w:tcMar>
+              <w:top w:w="57" w:type="dxa"/>
+              <w:left w:w="57" w:type="dxa"/>
+              <w:bottom w:w="57" w:type="dxa"/>
+              <w:right w:w="57" w:type="dxa"/>
+            </w:tcMar>
           </w:tcPr>
           <w:p>
             <w:r>
+              <w:rPr>
+                <w:rFonts w:ascii="Arial" w:hAnsi="Arial" w:cs="Arial"/>
+                <w:color w:val="000000"/>
+                <w:sz w:val="20"/>
+              </w:rPr>
               <w:t>Muka Surat/Page:</w:t>
               <w:br/>
               <w:t>Drpd/ Of::</w:t>
@@ -658,9 +868,20 @@
               <w:right w:val="single" w:sz="4" w:space="0" w:color="auto"/>
             </w:tcBorders>
             <w:vAlign w:val="center"/>
+            <w:tcMar>
+              <w:top w:w="57" w:type="dxa"/>
+              <w:left w:w="57" w:type="dxa"/>
+              <w:bottom w:w="57" w:type="dxa"/>
+              <w:right w:w="57" w:type="dxa"/>
+            </w:tcMar>
           </w:tcPr>
           <w:p>
             <w:r>
+              <w:rPr>
+                <w:rFonts w:ascii="Arial" w:hAnsi="Arial" w:cs="Arial"/>
+                <w:color w:val="000000"/>
+                <w:sz w:val="20"/>
+              </w:rPr>
               <w:t>[TBD: no. muka surat]</w:t>
               <w:br/>
               <w:t>31</w:t>
@@ -670,101 +891,199 @@
       </w:tr>
     </w:tbl>
     <w:p>
+      <w:pPr>
+        <w:spacing w:before="120" w:after="120" w:line="276" w:lineRule="auto"/>
+        <w:jc w:val="left"/>
+      </w:pPr>
       <w:r>
         <w:rPr>
+          <w:rFonts w:ascii="Arial" w:hAnsi="Arial" w:cs="Arial"/>
           <w:b/>
+          <w:color w:val="000000"/>
+          <w:sz w:val="22"/>
         </w:rPr>
         <w:t>TAJUK:</w:t>
       </w:r>
     </w:p>
     <w:p>
+      <w:pPr>
+        <w:spacing w:line="276" w:lineRule="auto" w:after="120"/>
+        <w:jc w:val="left"/>
+      </w:pPr>
       <w:r>
+        <w:rPr>
+          <w:rFonts w:ascii="Arial" w:hAnsi="Arial" w:cs="Arial"/>
+          <w:color w:val="000000"/>
+          <w:sz w:val="22"/>
+        </w:rPr>
         <w:t>Aplikasi Elemen Visual dalam Editing Sequence Online</w:t>
       </w:r>
     </w:p>
     <w:p/>
     <w:p>
+      <w:pPr>
+        <w:spacing w:before="120" w:after="120" w:line="276" w:lineRule="auto"/>
+        <w:jc w:val="left"/>
+      </w:pPr>
       <w:r>
         <w:rPr>
+          <w:rFonts w:ascii="Arial" w:hAnsi="Arial" w:cs="Arial"/>
           <w:b/>
+          <w:color w:val="000000"/>
+          <w:sz w:val="22"/>
         </w:rPr>
         <w:t>TUJUAN:</w:t>
       </w:r>
     </w:p>
     <w:p>
+      <w:pPr>
+        <w:spacing w:line="276" w:lineRule="auto" w:after="120"/>
+        <w:jc w:val="left"/>
+      </w:pPr>
       <w:r>
+        <w:rPr>
+          <w:rFonts w:ascii="Arial" w:hAnsi="Arial" w:cs="Arial"/>
+          <w:color w:val="000000"/>
+          <w:sz w:val="22"/>
+        </w:rPr>
         <w:t>Nota Pembelajaran ini bertujuan untuk membolehkan Bakat memahami dan mengaplikasikan pelbagai elemen visual ke dalam editing sequence semasa peringkat online. Selepas mempelajari nota ini, Bakat akan dapat: mengesahkan editing sequence mengikut keperluan projek; menentukan elemen visual mengikut keperluan projek; meletakkan elemen visual mengikut keperluan kreatif; mengaplikasikan elemen visual mengikut keperluan kreatif; dan mempersembahkan editing sequence mengikut keperluan projek.</w:t>
       </w:r>
     </w:p>
     <w:p/>
     <w:p>
+      <w:pPr>
+        <w:spacing w:before="120" w:after="120" w:line="276" w:lineRule="auto"/>
+        <w:jc w:val="left"/>
+      </w:pPr>
       <w:r>
         <w:rPr>
+          <w:rFonts w:ascii="Arial" w:hAnsi="Arial" w:cs="Arial"/>
           <w:b/>
+          <w:color w:val="000000"/>
+          <w:sz w:val="22"/>
         </w:rPr>
         <w:t>PENERANGAN:</w:t>
       </w:r>
     </w:p>
     <w:p>
+      <w:pPr>
+        <w:spacing w:before="120" w:after="120" w:line="276" w:lineRule="auto"/>
+        <w:jc w:val="left"/>
+      </w:pPr>
       <w:r>
         <w:rPr>
+          <w:rFonts w:ascii="Arial" w:hAnsi="Arial" w:cs="Arial"/>
           <w:b/>
-          <w:sz w:val="36"/>
+          <w:color w:val="000000"/>
+          <w:sz w:val="24"/>
         </w:rPr>
         <w:t>Bab 1: Visual elements i.e.: Motion graphic, Montage, Visual effects, Transition, Supers / title, Sub-title</w:t>
       </w:r>
     </w:p>
     <w:p>
+      <w:pPr>
+        <w:spacing w:before="120" w:after="120" w:line="276" w:lineRule="auto"/>
+        <w:jc w:val="left"/>
+      </w:pPr>
       <w:r>
         <w:rPr>
+          <w:rFonts w:ascii="Arial" w:hAnsi="Arial" w:cs="Arial"/>
           <w:b/>
-          <w:sz w:val="26"/>
+          <w:color w:val="000000"/>
+          <w:sz w:val="22"/>
         </w:rPr>
         <w:t>Objektif Pembelajaran</w:t>
       </w:r>
     </w:p>
     <w:p>
+      <w:pPr>
+        <w:spacing w:line="276" w:lineRule="auto" w:after="120"/>
+        <w:jc w:val="left"/>
+      </w:pPr>
       <w:r>
+        <w:rPr>
+          <w:rFonts w:ascii="Arial" w:hAnsi="Arial" w:cs="Arial"/>
+          <w:color w:val="000000"/>
+          <w:sz w:val="22"/>
+        </w:rPr>
         <w:t>Selepas mempelajari topik ini, pelatih dapat:</w:t>
       </w:r>
     </w:p>
     <w:p>
       <w:pPr>
         <w:pStyle w:val="ListParagraph"/>
+        <w:spacing w:line="276" w:lineRule="auto" w:after="40"/>
+        <w:ind w:left="357" w:hanging="357"/>
+        <w:jc w:val="left"/>
       </w:pPr>
       <w:r>
+        <w:rPr>
+          <w:rFonts w:ascii="Arial" w:hAnsi="Arial" w:cs="Arial"/>
+          <w:color w:val="000000"/>
+          <w:sz w:val="22"/>
+        </w:rPr>
         <w:t>• Mengenal pasti enam jenis elemen visual yang diaplikasikan pada peringkat online.</w:t>
       </w:r>
     </w:p>
     <w:p>
       <w:pPr>
         <w:pStyle w:val="ListParagraph"/>
+        <w:spacing w:line="276" w:lineRule="auto" w:after="40"/>
+        <w:ind w:left="357" w:hanging="357"/>
+        <w:jc w:val="left"/>
       </w:pPr>
       <w:r>
+        <w:rPr>
+          <w:rFonts w:ascii="Arial" w:hAnsi="Arial" w:cs="Arial"/>
+          <w:color w:val="000000"/>
+          <w:sz w:val="22"/>
+        </w:rPr>
         <w:t>• Menjelaskan fungsi dan ciri setiap elemen visual.</w:t>
       </w:r>
     </w:p>
     <w:p>
       <w:pPr>
         <w:pStyle w:val="ListParagraph"/>
+        <w:spacing w:line="276" w:lineRule="auto" w:after="40"/>
+        <w:ind w:left="357" w:hanging="357"/>
+        <w:jc w:val="left"/>
       </w:pPr>
       <w:r>
+        <w:rPr>
+          <w:rFonts w:ascii="Arial" w:hAnsi="Arial" w:cs="Arial"/>
+          <w:color w:val="000000"/>
+          <w:sz w:val="22"/>
+        </w:rPr>
         <w:t>• Menentukan kedudukan elemen visual mengikut keperluan kreatif.</w:t>
       </w:r>
     </w:p>
     <w:p>
       <w:pPr>
         <w:pStyle w:val="ListParagraph"/>
+        <w:spacing w:line="276" w:lineRule="auto" w:after="40"/>
+        <w:ind w:left="357" w:hanging="357"/>
+        <w:jc w:val="left"/>
       </w:pPr>
       <w:r>
+        <w:rPr>
+          <w:rFonts w:ascii="Arial" w:hAnsi="Arial" w:cs="Arial"/>
+          <w:color w:val="000000"/>
+          <w:sz w:val="22"/>
+        </w:rPr>
         <w:t>• Mengaplikasikan elemen visual ke editing sequence mengikut langkah kerja yang betul.</w:t>
       </w:r>
     </w:p>
     <w:p>
+      <w:pPr>
+        <w:spacing w:before="120" w:after="120" w:line="276" w:lineRule="auto"/>
+        <w:jc w:val="left"/>
+      </w:pPr>
       <w:r>
         <w:rPr>
+          <w:rFonts w:ascii="Arial" w:hAnsi="Arial" w:cs="Arial"/>
           <w:b/>
-          <w:sz w:val="26"/>
+          <w:color w:val="000000"/>
+          <w:sz w:val="22"/>
         </w:rPr>
         <w:t>1. Jenis-jenis elemen visual</w:t>
       </w:r>
@@ -773,6 +1092,7 @@
       <w:tblPr>
         <w:tblStyle w:val="TableGrid"/>
         <w:tblW w:type="auto" w:w="0"/>
+        <w:tblLayout w:type="autofit"/>
         <w:tblLook w:firstColumn="1" w:firstRow="1" w:lastColumn="0" w:lastRow="0" w:noHBand="0" w:noVBand="1" w:val="04A0"/>
       </w:tblPr>
       <w:tblGrid>
@@ -781,12 +1101,29 @@
         <w:gridCol w:w="3104"/>
       </w:tblGrid>
       <w:tr>
+        <w:trPr>
+          <w:tblHeader w:val="true"/>
+          <w:cantSplit w:val="true"/>
+        </w:trPr>
         <w:tc>
           <w:tcPr>
             <w:tcW w:type="dxa" w:w="3104"/>
+            <w:tcMar>
+              <w:top w:w="57" w:type="dxa"/>
+              <w:left w:w="57" w:type="dxa"/>
+              <w:bottom w:w="57" w:type="dxa"/>
+              <w:right w:w="57" w:type="dxa"/>
+            </w:tcMar>
+            <w:shd w:val="clear" w:color="auto" w:fill="D9D9D9"/>
           </w:tcPr>
           <w:p>
             <w:r>
+              <w:rPr>
+                <w:rFonts w:ascii="Arial" w:hAnsi="Arial" w:cs="Arial"/>
+                <w:b/>
+                <w:color w:val="000000"/>
+                <w:sz w:val="20"/>
+              </w:rPr>
               <w:t>Elemen Visual</w:t>
             </w:r>
           </w:p>
@@ -794,9 +1131,22 @@
         <w:tc>
           <w:tcPr>
             <w:tcW w:type="dxa" w:w="3104"/>
+            <w:tcMar>
+              <w:top w:w="57" w:type="dxa"/>
+              <w:left w:w="57" w:type="dxa"/>
+              <w:bottom w:w="57" w:type="dxa"/>
+              <w:right w:w="57" w:type="dxa"/>
+            </w:tcMar>
+            <w:shd w:val="clear" w:color="auto" w:fill="D9D9D9"/>
           </w:tcPr>
           <w:p>
             <w:r>
+              <w:rPr>
+                <w:rFonts w:ascii="Arial" w:hAnsi="Arial" w:cs="Arial"/>
+                <w:b/>
+                <w:color w:val="000000"/>
+                <w:sz w:val="20"/>
+              </w:rPr>
               <w:t>Fungsi</w:t>
             </w:r>
           </w:p>
@@ -804,21 +1154,48 @@
         <w:tc>
           <w:tcPr>
             <w:tcW w:type="dxa" w:w="3104"/>
+            <w:tcMar>
+              <w:top w:w="57" w:type="dxa"/>
+              <w:left w:w="57" w:type="dxa"/>
+              <w:bottom w:w="57" w:type="dxa"/>
+              <w:right w:w="57" w:type="dxa"/>
+            </w:tcMar>
+            <w:shd w:val="clear" w:color="auto" w:fill="D9D9D9"/>
           </w:tcPr>
           <w:p>
             <w:r>
+              <w:rPr>
+                <w:rFonts w:ascii="Arial" w:hAnsi="Arial" w:cs="Arial"/>
+                <w:b/>
+                <w:color w:val="000000"/>
+                <w:sz w:val="20"/>
+              </w:rPr>
               <w:t>Contoh Studio</w:t>
             </w:r>
           </w:p>
         </w:tc>
       </w:tr>
       <w:tr>
+        <w:trPr>
+          <w:cantSplit w:val="true"/>
+        </w:trPr>
         <w:tc>
           <w:tcPr>
             <w:tcW w:type="dxa" w:w="3104"/>
+            <w:tcMar>
+              <w:top w:w="57" w:type="dxa"/>
+              <w:left w:w="57" w:type="dxa"/>
+              <w:bottom w:w="57" w:type="dxa"/>
+              <w:right w:w="57" w:type="dxa"/>
+            </w:tcMar>
           </w:tcPr>
           <w:p>
             <w:r>
+              <w:rPr>
+                <w:rFonts w:ascii="Arial" w:hAnsi="Arial" w:cs="Arial"/>
+                <w:color w:val="000000"/>
+                <w:sz w:val="20"/>
+              </w:rPr>
               <w:t>Motion graphic</w:t>
             </w:r>
           </w:p>
@@ -826,9 +1203,20 @@
         <w:tc>
           <w:tcPr>
             <w:tcW w:type="dxa" w:w="3104"/>
+            <w:tcMar>
+              <w:top w:w="57" w:type="dxa"/>
+              <w:left w:w="57" w:type="dxa"/>
+              <w:bottom w:w="57" w:type="dxa"/>
+              <w:right w:w="57" w:type="dxa"/>
+            </w:tcMar>
           </w:tcPr>
           <w:p>
             <w:r>
+              <w:rPr>
+                <w:rFonts w:ascii="Arial" w:hAnsi="Arial" w:cs="Arial"/>
+                <w:color w:val="000000"/>
+                <w:sz w:val="20"/>
+              </w:rPr>
               <w:t>Grafik beranimasi (infografik, carta, logo) untuk sampaikan maklumat/jenama</w:t>
             </w:r>
           </w:p>
@@ -836,21 +1224,46 @@
         <w:tc>
           <w:tcPr>
             <w:tcW w:type="dxa" w:w="3104"/>
+            <w:tcMar>
+              <w:top w:w="57" w:type="dxa"/>
+              <w:left w:w="57" w:type="dxa"/>
+              <w:bottom w:w="57" w:type="dxa"/>
+              <w:right w:w="57" w:type="dxa"/>
+            </w:tcMar>
           </w:tcPr>
           <w:p>
             <w:r>
+              <w:rPr>
+                <w:rFonts w:ascii="Arial" w:hAnsi="Arial" w:cs="Arial"/>
+                <w:color w:val="000000"/>
+                <w:sz w:val="20"/>
+              </w:rPr>
               <w:t>Dihasilkan dalam After Effects, diimport sebagai layer</w:t>
             </w:r>
           </w:p>
         </w:tc>
       </w:tr>
       <w:tr>
+        <w:trPr>
+          <w:cantSplit w:val="true"/>
+        </w:trPr>
         <w:tc>
           <w:tcPr>
             <w:tcW w:type="dxa" w:w="3104"/>
+            <w:tcMar>
+              <w:top w:w="57" w:type="dxa"/>
+              <w:left w:w="57" w:type="dxa"/>
+              <w:bottom w:w="57" w:type="dxa"/>
+              <w:right w:w="57" w:type="dxa"/>
+            </w:tcMar>
           </w:tcPr>
           <w:p>
             <w:r>
+              <w:rPr>
+                <w:rFonts w:ascii="Arial" w:hAnsi="Arial" w:cs="Arial"/>
+                <w:color w:val="000000"/>
+                <w:sz w:val="20"/>
+              </w:rPr>
               <w:t>Montage</w:t>
             </w:r>
           </w:p>
@@ -858,9 +1271,20 @@
         <w:tc>
           <w:tcPr>
             <w:tcW w:type="dxa" w:w="3104"/>
+            <w:tcMar>
+              <w:top w:w="57" w:type="dxa"/>
+              <w:left w:w="57" w:type="dxa"/>
+              <w:bottom w:w="57" w:type="dxa"/>
+              <w:right w:w="57" w:type="dxa"/>
+            </w:tcMar>
           </w:tcPr>
           <w:p>
             <w:r>
+              <w:rPr>
+                <w:rFonts w:ascii="Arial" w:hAnsi="Arial" w:cs="Arial"/>
+                <w:color w:val="000000"/>
+                <w:sz w:val="20"/>
+              </w:rPr>
               <w:t>Gabungan shot pendek berurutan untuk tunjuk peralihan masa/ringkasan peristiwa</w:t>
             </w:r>
           </w:p>
@@ -868,21 +1292,46 @@
         <w:tc>
           <w:tcPr>
             <w:tcW w:type="dxa" w:w="3104"/>
+            <w:tcMar>
+              <w:top w:w="57" w:type="dxa"/>
+              <w:left w:w="57" w:type="dxa"/>
+              <w:bottom w:w="57" w:type="dxa"/>
+              <w:right w:w="57" w:type="dxa"/>
+            </w:tcMar>
           </w:tcPr>
           <w:p>
             <w:r>
+              <w:rPr>
+                <w:rFonts w:ascii="Arial" w:hAnsi="Arial" w:cs="Arial"/>
+                <w:color w:val="000000"/>
+                <w:sz w:val="20"/>
+              </w:rPr>
               <w:t>Rentak potongan diselaraskan dengan muzik</w:t>
             </w:r>
           </w:p>
         </w:tc>
       </w:tr>
       <w:tr>
+        <w:trPr>
+          <w:cantSplit w:val="true"/>
+        </w:trPr>
         <w:tc>
           <w:tcPr>
             <w:tcW w:type="dxa" w:w="3104"/>
+            <w:tcMar>
+              <w:top w:w="57" w:type="dxa"/>
+              <w:left w:w="57" w:type="dxa"/>
+              <w:bottom w:w="57" w:type="dxa"/>
+              <w:right w:w="57" w:type="dxa"/>
+            </w:tcMar>
           </w:tcPr>
           <w:p>
             <w:r>
+              <w:rPr>
+                <w:rFonts w:ascii="Arial" w:hAnsi="Arial" w:cs="Arial"/>
+                <w:color w:val="000000"/>
+                <w:sz w:val="20"/>
+              </w:rPr>
               <w:t>Visual effects (VFX)</w:t>
             </w:r>
           </w:p>
@@ -890,9 +1339,20 @@
         <w:tc>
           <w:tcPr>
             <w:tcW w:type="dxa" w:w="3104"/>
+            <w:tcMar>
+              <w:top w:w="57" w:type="dxa"/>
+              <w:left w:w="57" w:type="dxa"/>
+              <w:bottom w:w="57" w:type="dxa"/>
+              <w:right w:w="57" w:type="dxa"/>
+            </w:tcMar>
           </w:tcPr>
           <w:p>
             <w:r>
+              <w:rPr>
+                <w:rFonts w:ascii="Arial" w:hAnsi="Arial" w:cs="Arial"/>
+                <w:color w:val="000000"/>
+                <w:sz w:val="20"/>
+              </w:rPr>
               <w:t>Kesan visual seperti green screen compositing, objek digital</w:t>
             </w:r>
           </w:p>
@@ -900,21 +1360,46 @@
         <w:tc>
           <w:tcPr>
             <w:tcW w:type="dxa" w:w="3104"/>
+            <w:tcMar>
+              <w:top w:w="57" w:type="dxa"/>
+              <w:left w:w="57" w:type="dxa"/>
+              <w:bottom w:w="57" w:type="dxa"/>
+              <w:right w:w="57" w:type="dxa"/>
+            </w:tcMar>
           </w:tcPr>
           <w:p>
             <w:r>
+              <w:rPr>
+                <w:rFonts w:ascii="Arial" w:hAnsi="Arial" w:cs="Arial"/>
+                <w:color w:val="000000"/>
+                <w:sz w:val="20"/>
+              </w:rPr>
               <w:t>Di-conform daripada vendor VFX luar pada timecode betul</w:t>
             </w:r>
           </w:p>
         </w:tc>
       </w:tr>
       <w:tr>
+        <w:trPr>
+          <w:cantSplit w:val="true"/>
+        </w:trPr>
         <w:tc>
           <w:tcPr>
             <w:tcW w:type="dxa" w:w="3104"/>
+            <w:tcMar>
+              <w:top w:w="57" w:type="dxa"/>
+              <w:left w:w="57" w:type="dxa"/>
+              <w:bottom w:w="57" w:type="dxa"/>
+              <w:right w:w="57" w:type="dxa"/>
+            </w:tcMar>
           </w:tcPr>
           <w:p>
             <w:r>
+              <w:rPr>
+                <w:rFonts w:ascii="Arial" w:hAnsi="Arial" w:cs="Arial"/>
+                <w:color w:val="000000"/>
+                <w:sz w:val="20"/>
+              </w:rPr>
               <w:t>Transition</w:t>
             </w:r>
           </w:p>
@@ -922,9 +1407,20 @@
         <w:tc>
           <w:tcPr>
             <w:tcW w:type="dxa" w:w="3104"/>
+            <w:tcMar>
+              <w:top w:w="57" w:type="dxa"/>
+              <w:left w:w="57" w:type="dxa"/>
+              <w:bottom w:w="57" w:type="dxa"/>
+              <w:right w:w="57" w:type="dxa"/>
+            </w:tcMar>
           </w:tcPr>
           <w:p>
             <w:r>
+              <w:rPr>
+                <w:rFonts w:ascii="Arial" w:hAnsi="Arial" w:cs="Arial"/>
+                <w:color w:val="000000"/>
+                <w:sz w:val="20"/>
+              </w:rPr>
               <w:t>Peralihan antara shot (cut, dissolve, wipe, fade)</w:t>
             </w:r>
           </w:p>
@@ -932,21 +1428,46 @@
         <w:tc>
           <w:tcPr>
             <w:tcW w:type="dxa" w:w="3104"/>
+            <w:tcMar>
+              <w:top w:w="57" w:type="dxa"/>
+              <w:left w:w="57" w:type="dxa"/>
+              <w:bottom w:w="57" w:type="dxa"/>
+              <w:right w:w="57" w:type="dxa"/>
+            </w:tcMar>
           </w:tcPr>
           <w:p>
             <w:r>
+              <w:rPr>
+                <w:rFonts w:ascii="Arial" w:hAnsi="Arial" w:cs="Arial"/>
+                <w:color w:val="000000"/>
+                <w:sz w:val="20"/>
+              </w:rPr>
               <w:t>Dissolve perlahan untuk peralihan masa; hard cut untuk aksi pantas</w:t>
             </w:r>
           </w:p>
         </w:tc>
       </w:tr>
       <w:tr>
+        <w:trPr>
+          <w:cantSplit w:val="true"/>
+        </w:trPr>
         <w:tc>
           <w:tcPr>
             <w:tcW w:type="dxa" w:w="3104"/>
+            <w:tcMar>
+              <w:top w:w="57" w:type="dxa"/>
+              <w:left w:w="57" w:type="dxa"/>
+              <w:bottom w:w="57" w:type="dxa"/>
+              <w:right w:w="57" w:type="dxa"/>
+            </w:tcMar>
           </w:tcPr>
           <w:p>
             <w:r>
+              <w:rPr>
+                <w:rFonts w:ascii="Arial" w:hAnsi="Arial" w:cs="Arial"/>
+                <w:color w:val="000000"/>
+                <w:sz w:val="20"/>
+              </w:rPr>
               <w:t>Supers / title</w:t>
             </w:r>
           </w:p>
@@ -954,9 +1475,20 @@
         <w:tc>
           <w:tcPr>
             <w:tcW w:type="dxa" w:w="3104"/>
+            <w:tcMar>
+              <w:top w:w="57" w:type="dxa"/>
+              <w:left w:w="57" w:type="dxa"/>
+              <w:bottom w:w="57" w:type="dxa"/>
+              <w:right w:w="57" w:type="dxa"/>
+            </w:tcMar>
           </w:tcPr>
           <w:p>
             <w:r>
+              <w:rPr>
+                <w:rFonts w:ascii="Arial" w:hAnsi="Arial" w:cs="Arial"/>
+                <w:color w:val="000000"/>
+                <w:sz w:val="20"/>
+              </w:rPr>
               <w:t>Teks di atas visual (nama tempat, tajuk)</w:t>
             </w:r>
           </w:p>
@@ -964,21 +1496,46 @@
         <w:tc>
           <w:tcPr>
             <w:tcW w:type="dxa" w:w="3104"/>
+            <w:tcMar>
+              <w:top w:w="57" w:type="dxa"/>
+              <w:left w:w="57" w:type="dxa"/>
+              <w:bottom w:w="57" w:type="dxa"/>
+              <w:right w:w="57" w:type="dxa"/>
+            </w:tcMar>
           </w:tcPr>
           <w:p>
             <w:r>
+              <w:rPr>
+                <w:rFonts w:ascii="Arial" w:hAnsi="Arial" w:cs="Arial"/>
+                <w:color w:val="000000"/>
+                <w:sz w:val="20"/>
+              </w:rPr>
               <w:t>Diletakkan tanpa menutup maklumat visual penting</w:t>
             </w:r>
           </w:p>
         </w:tc>
       </w:tr>
       <w:tr>
+        <w:trPr>
+          <w:cantSplit w:val="true"/>
+        </w:trPr>
         <w:tc>
           <w:tcPr>
             <w:tcW w:type="dxa" w:w="3104"/>
+            <w:tcMar>
+              <w:top w:w="57" w:type="dxa"/>
+              <w:left w:w="57" w:type="dxa"/>
+              <w:bottom w:w="57" w:type="dxa"/>
+              <w:right w:w="57" w:type="dxa"/>
+            </w:tcMar>
           </w:tcPr>
           <w:p>
             <w:r>
+              <w:rPr>
+                <w:rFonts w:ascii="Arial" w:hAnsi="Arial" w:cs="Arial"/>
+                <w:color w:val="000000"/>
+                <w:sz w:val="20"/>
+              </w:rPr>
               <w:t>Sub-title</w:t>
             </w:r>
           </w:p>
@@ -986,9 +1543,20 @@
         <w:tc>
           <w:tcPr>
             <w:tcW w:type="dxa" w:w="3104"/>
+            <w:tcMar>
+              <w:top w:w="57" w:type="dxa"/>
+              <w:left w:w="57" w:type="dxa"/>
+              <w:bottom w:w="57" w:type="dxa"/>
+              <w:right w:w="57" w:type="dxa"/>
+            </w:tcMar>
           </w:tcPr>
           <w:p>
             <w:r>
+              <w:rPr>
+                <w:rFonts w:ascii="Arial" w:hAnsi="Arial" w:cs="Arial"/>
+                <w:color w:val="000000"/>
+                <w:sz w:val="20"/>
+              </w:rPr>
               <w:t>Sarikata dialog</w:t>
             </w:r>
           </w:p>
@@ -996,9 +1564,20 @@
         <w:tc>
           <w:tcPr>
             <w:tcW w:type="dxa" w:w="3104"/>
+            <w:tcMar>
+              <w:top w:w="57" w:type="dxa"/>
+              <w:left w:w="57" w:type="dxa"/>
+              <w:bottom w:w="57" w:type="dxa"/>
+              <w:right w:w="57" w:type="dxa"/>
+            </w:tcMar>
           </w:tcPr>
           <w:p>
             <w:r>
+              <w:rPr>
+                <w:rFonts w:ascii="Arial" w:hAnsi="Arial" w:cs="Arial"/>
+                <w:color w:val="000000"/>
+                <w:sz w:val="20"/>
+              </w:rPr>
               <w:t>Segerak dengan pertuturan, dalam safe area</w:t>
             </w:r>
           </w:p>
@@ -1006,91 +1585,183 @@
       </w:tr>
     </w:tbl>
     <w:p>
+      <w:pPr>
+        <w:spacing w:before="120" w:after="120" w:line="276" w:lineRule="auto"/>
+        <w:jc w:val="left"/>
+      </w:pPr>
       <w:r>
         <w:rPr>
+          <w:rFonts w:ascii="Arial" w:hAnsi="Arial" w:cs="Arial"/>
           <w:b/>
-          <w:sz w:val="26"/>
+          <w:color w:val="000000"/>
+          <w:sz w:val="22"/>
         </w:rPr>
         <w:t>2. Langkah kerja aplikasi elemen visual</w:t>
       </w:r>
     </w:p>
     <w:p>
+      <w:pPr>
+        <w:spacing w:line="276" w:lineRule="auto" w:after="120"/>
+        <w:jc w:val="left"/>
+      </w:pPr>
       <w:r>
+        <w:rPr>
+          <w:rFonts w:ascii="Arial" w:hAnsi="Arial" w:cs="Arial"/>
+          <w:color w:val="000000"/>
+          <w:sz w:val="22"/>
+        </w:rPr>
         <w:t>Proses kerja sebenar (rujuk P10 langkah 1) bermula dengan editor mempratonton sequence offline yang telah dikunci untuk mengenal pasti lokasi setiap elemen visual yang diperlukan (berdasarkan skrip atau senarai VFX/grafik daripada Director/Producer):</w:t>
       </w:r>
     </w:p>
     <w:p>
       <w:pPr>
         <w:pStyle w:val="ListParagraph"/>
+        <w:spacing w:line="276" w:lineRule="auto" w:after="40"/>
+        <w:ind w:left="357" w:hanging="357"/>
+        <w:jc w:val="left"/>
       </w:pPr>
       <w:r>
+        <w:rPr>
+          <w:rFonts w:ascii="Arial" w:hAnsi="Arial" w:cs="Arial"/>
+          <w:color w:val="000000"/>
+          <w:sz w:val="22"/>
+        </w:rPr>
         <w:t>• Pratonton sequence — semak semula sequence offline yang dikunci bersama senarai keperluan grafik/VFX daripada skrip atau nota Director.</w:t>
       </w:r>
     </w:p>
     <w:p>
       <w:pPr>
         <w:pStyle w:val="ListParagraph"/>
+        <w:spacing w:line="276" w:lineRule="auto" w:after="40"/>
+        <w:ind w:left="357" w:hanging="357"/>
+        <w:jc w:val="left"/>
       </w:pPr>
       <w:r>
+        <w:rPr>
+          <w:rFonts w:ascii="Arial" w:hAnsi="Arial" w:cs="Arial"/>
+          <w:color w:val="000000"/>
+          <w:sz w:val="22"/>
+        </w:rPr>
         <w:t>• Kenal pasti elemen — kategorikan setiap elemen (motion graphic/montage/VFX/transition/title) dan senaraikan dengan timecode masuk-keluar.</w:t>
       </w:r>
     </w:p>
     <w:p>
       <w:pPr>
         <w:pStyle w:val="ListParagraph"/>
+        <w:spacing w:line="276" w:lineRule="auto" w:after="40"/>
+        <w:ind w:left="357" w:hanging="357"/>
+        <w:jc w:val="left"/>
       </w:pPr>
       <w:r>
+        <w:rPr>
+          <w:rFonts w:ascii="Arial" w:hAnsi="Arial" w:cs="Arial"/>
+          <w:color w:val="000000"/>
+          <w:sz w:val="22"/>
+        </w:rPr>
         <w:t>• Peruntukkan (allocate) elemen — import fail grafik/VFX ke NLE dan letak pada lapisan (track) berasingan di atas visual asal.</w:t>
       </w:r>
     </w:p>
     <w:p>
       <w:pPr>
         <w:pStyle w:val="ListParagraph"/>
+        <w:spacing w:line="276" w:lineRule="auto" w:after="40"/>
+        <w:ind w:left="357" w:hanging="357"/>
+        <w:jc w:val="left"/>
       </w:pPr>
       <w:r>
+        <w:rPr>
+          <w:rFonts w:ascii="Arial" w:hAnsi="Arial" w:cs="Arial"/>
+          <w:color w:val="000000"/>
+          <w:sz w:val="22"/>
+        </w:rPr>
         <w:t>• Aplikasi kreatif — laraskan masa muncul (in/out), animasi kemasukan/keluar (keyframe), dan kesan peralihan supaya selari dengan mood projek.</w:t>
       </w:r>
     </w:p>
     <w:p>
       <w:pPr>
         <w:pStyle w:val="ListParagraph"/>
+        <w:spacing w:line="276" w:lineRule="auto" w:after="40"/>
+        <w:ind w:left="357" w:hanging="357"/>
+        <w:jc w:val="left"/>
       </w:pPr>
       <w:r>
+        <w:rPr>
+          <w:rFonts w:ascii="Arial" w:hAnsi="Arial" w:cs="Arial"/>
+          <w:color w:val="000000"/>
+          <w:sz w:val="22"/>
+        </w:rPr>
         <w:t>• Semakan dan pengesahan — pratonton semula dan persembahkan kepada Director/Producer untuk kelulusan sebelum diteruskan ke titling (WA3).</w:t>
       </w:r>
     </w:p>
     <w:p>
+      <w:pPr>
+        <w:spacing w:before="120" w:after="120" w:line="276" w:lineRule="auto"/>
+        <w:jc w:val="left"/>
+      </w:pPr>
       <w:r>
         <w:rPr>
+          <w:rFonts w:ascii="Arial" w:hAnsi="Arial" w:cs="Arial"/>
           <w:b/>
-          <w:sz w:val="26"/>
+          <w:color w:val="000000"/>
+          <w:sz w:val="22"/>
         </w:rPr>
         <w:t>3. Kesilapan biasa</w:t>
       </w:r>
     </w:p>
     <w:p>
+      <w:pPr>
+        <w:spacing w:line="276" w:lineRule="auto" w:after="120"/>
+        <w:jc w:val="left"/>
+      </w:pPr>
       <w:r>
+        <w:rPr>
+          <w:rFonts w:ascii="Arial" w:hAnsi="Arial" w:cs="Arial"/>
+          <w:color w:val="000000"/>
+          <w:sz w:val="22"/>
+        </w:rPr>
         <w:t>Kesilapan biasa termasuk meletakkan title terlalu hampir dengan tepi frame (melanggar safe area — dibincangkan lanjut dalam WA3), serta transition yang tidak konsisten dengan gaya keseluruhan projek, yang boleh menjejaskan kesinambungan visual (visual continuity).</w:t>
       </w:r>
     </w:p>
     <w:p>
+      <w:pPr>
+        <w:spacing w:before="120" w:after="120" w:line="276" w:lineRule="auto"/>
+        <w:jc w:val="left"/>
+      </w:pPr>
       <w:r>
         <w:rPr>
+          <w:rFonts w:ascii="Arial" w:hAnsi="Arial" w:cs="Arial"/>
           <w:b/>
-          <w:sz w:val="26"/>
+          <w:color w:val="000000"/>
+          <w:sz w:val="22"/>
         </w:rPr>
         <w:t>4. Rumusan</w:t>
       </w:r>
     </w:p>
     <w:p>
+      <w:pPr>
+        <w:spacing w:line="276" w:lineRule="auto" w:after="120"/>
+        <w:jc w:val="left"/>
+      </w:pPr>
       <w:r>
+        <w:rPr>
+          <w:rFonts w:ascii="Arial" w:hAnsi="Arial" w:cs="Arial"/>
+          <w:color w:val="000000"/>
+          <w:sz w:val="22"/>
+        </w:rPr>
         <w:t>Setiap elemen visual mesti dikenal pasti, diperuntukkan pada lapisan berasingan, dan diaplikasikan secara kreatif mengikut mood projek sebelum sequence dipersembahkan untuk pengesahan.</w:t>
       </w:r>
     </w:p>
     <w:p>
+      <w:pPr>
+        <w:spacing w:before="120" w:after="120" w:line="276" w:lineRule="auto"/>
+        <w:jc w:val="left"/>
+      </w:pPr>
       <w:r>
         <w:rPr>
+          <w:rFonts w:ascii="Arial" w:hAnsi="Arial" w:cs="Arial"/>
           <w:b/>
+          <w:color w:val="000000"/>
+          <w:sz w:val="22"/>
         </w:rPr>
         <w:t>SOALAN:</w:t>
       </w:r>
@@ -1098,129 +1769,277 @@
     <w:p>
       <w:pPr>
         <w:pStyle w:val="ListParagraph"/>
+        <w:spacing w:line="276" w:lineRule="auto" w:after="40"/>
+        <w:ind w:left="357" w:hanging="357"/>
+        <w:jc w:val="left"/>
       </w:pPr>
       <w:r>
+        <w:rPr>
+          <w:rFonts w:ascii="Arial" w:hAnsi="Arial" w:cs="Arial"/>
+          <w:color w:val="000000"/>
+          <w:sz w:val="22"/>
+        </w:rPr>
         <w:t>• Soalan: Apakah perbezaan antara "montage" dan "motion graphic" sebagai elemen visual?</w:t>
       </w:r>
     </w:p>
     <w:p>
+      <w:pPr>
+        <w:spacing w:line="276" w:lineRule="auto" w:after="120"/>
+        <w:jc w:val="left"/>
+      </w:pPr>
       <w:r>
+        <w:rPr>
+          <w:rFonts w:ascii="Arial" w:hAnsi="Arial" w:cs="Arial"/>
+          <w:color w:val="000000"/>
+          <w:sz w:val="22"/>
+        </w:rPr>
         <w:t>Jawapan model: Montage ialah teknik penyuntingan yang menggabungkan beberapa shot rakaman sebenar secara berurutan untuk menunjukkan peralihan masa atau ringkasan peristiwa, manakala motion graphic ialah grafik beranimasi (seperti infografik atau logo) yang dihasilkan secara digital dan ditambah sebagai lapisan berasingan ke atas visual.</w:t>
       </w:r>
     </w:p>
     <w:p>
       <w:pPr>
         <w:pStyle w:val="ListParagraph"/>
+        <w:spacing w:line="276" w:lineRule="auto" w:after="40"/>
+        <w:ind w:left="357" w:hanging="357"/>
+        <w:jc w:val="left"/>
       </w:pPr>
       <w:r>
+        <w:rPr>
+          <w:rFonts w:ascii="Arial" w:hAnsi="Arial" w:cs="Arial"/>
+          <w:color w:val="000000"/>
+          <w:sz w:val="22"/>
+        </w:rPr>
         <w:t>• Soalan: Kenapa elemen VFX biasanya diletakkan pada lapisan (track) berasingan daripada visual asal?</w:t>
       </w:r>
     </w:p>
     <w:p>
+      <w:pPr>
+        <w:spacing w:line="276" w:lineRule="auto" w:after="120"/>
+        <w:jc w:val="left"/>
+      </w:pPr>
       <w:r>
+        <w:rPr>
+          <w:rFonts w:ascii="Arial" w:hAnsi="Arial" w:cs="Arial"/>
+          <w:color w:val="000000"/>
+          <w:sz w:val="22"/>
+        </w:rPr>
         <w:t>Jawapan model: Lapisan berasingan membolehkan editor melaraskan masa muncul, animasi, dan kesan peralihan elemen visual secara bebas tanpa menjejaskan rakaman asal, serta memudahkan pembetulan jika terdapat sebarang kesilapan penjajaran (alignment).</w:t>
       </w:r>
     </w:p>
     <w:p>
       <w:pPr>
         <w:pStyle w:val="ListParagraph"/>
+        <w:spacing w:line="276" w:lineRule="auto" w:after="40"/>
+        <w:ind w:left="357" w:hanging="357"/>
+        <w:jc w:val="left"/>
       </w:pPr>
       <w:r>
+        <w:rPr>
+          <w:rFonts w:ascii="Arial" w:hAnsi="Arial" w:cs="Arial"/>
+          <w:color w:val="000000"/>
+          <w:sz w:val="22"/>
+        </w:rPr>
         <w:t>• Soalan: Apakah risiko jika pemilihan jenis transition tidak selari dengan genre atau mood projek?</w:t>
       </w:r>
     </w:p>
     <w:p>
+      <w:pPr>
+        <w:spacing w:line="276" w:lineRule="auto" w:after="120"/>
+        <w:jc w:val="left"/>
+      </w:pPr>
       <w:r>
+        <w:rPr>
+          <w:rFonts w:ascii="Arial" w:hAnsi="Arial" w:cs="Arial"/>
+          <w:color w:val="000000"/>
+          <w:sz w:val="22"/>
+        </w:rPr>
         <w:t>Jawapan model: Ia boleh menjejaskan kesinambungan visual dan pengalaman penonton — contohnya transition wipe yang terlalu playful pada dokumentari serius boleh mengganggu mood dan mengurangkan kredibiliti penyampaian.</w:t>
       </w:r>
     </w:p>
     <w:p>
+      <w:pPr>
+        <w:spacing w:before="120" w:after="120" w:line="276" w:lineRule="auto"/>
+        <w:jc w:val="left"/>
+      </w:pPr>
       <w:r>
         <w:rPr>
+          <w:rFonts w:ascii="Arial" w:hAnsi="Arial" w:cs="Arial"/>
           <w:b/>
+          <w:color w:val="000000"/>
+          <w:sz w:val="22"/>
         </w:rPr>
         <w:t>RUJUKAN:</w:t>
       </w:r>
     </w:p>
     <w:p>
+      <w:pPr>
+        <w:spacing w:line="276" w:lineRule="auto" w:after="120"/>
+        <w:jc w:val="left"/>
+      </w:pPr>
       <w:r>
+        <w:rPr>
+          <w:rFonts w:ascii="Arial" w:hAnsi="Arial" w:cs="Arial"/>
+          <w:color w:val="000000"/>
+          <w:sz w:val="22"/>
+        </w:rPr>
         <w:t>Rujukan CoCU (sama seperti §6.1 dalam 00-noss-extract.md):</w:t>
       </w:r>
     </w:p>
     <w:p>
       <w:pPr>
         <w:pStyle w:val="ListParagraph"/>
+        <w:spacing w:line="276" w:lineRule="auto" w:after="40"/>
+        <w:ind w:left="357" w:hanging="357"/>
+        <w:jc w:val="left"/>
       </w:pPr>
       <w:r>
+        <w:rPr>
+          <w:rFonts w:ascii="Arial" w:hAnsi="Arial" w:cs="Arial"/>
+          <w:color w:val="000000"/>
+          <w:sz w:val="22"/>
+        </w:rPr>
         <w:t>• Wells, P. (2007). *Digital video editing: A user's guide* (1st ed.). Crowood Press. ISBN 978-1861269522</w:t>
       </w:r>
     </w:p>
     <w:p>
       <w:pPr>
         <w:pStyle w:val="ListParagraph"/>
+        <w:spacing w:line="276" w:lineRule="auto" w:after="40"/>
+        <w:ind w:left="357" w:hanging="357"/>
+        <w:jc w:val="left"/>
       </w:pPr>
       <w:r>
+        <w:rPr>
+          <w:rFonts w:ascii="Arial" w:hAnsi="Arial" w:cs="Arial"/>
+          <w:color w:val="000000"/>
+          <w:sz w:val="22"/>
+        </w:rPr>
         <w:t>• Kauffmann, S., &amp; Kennedy, A. (2012). *Avid editing: A guide for beginning and intermediate users* (4th ed.). Focal Press. ISBN 978-0240818566</w:t>
       </w:r>
     </w:p>
     <w:p>
       <w:pPr>
         <w:pStyle w:val="ListParagraph"/>
+        <w:spacing w:line="276" w:lineRule="auto" w:after="40"/>
+        <w:ind w:left="357" w:hanging="357"/>
+        <w:jc w:val="left"/>
       </w:pPr>
       <w:r>
+        <w:rPr>
+          <w:rFonts w:ascii="Arial" w:hAnsi="Arial" w:cs="Arial"/>
+          <w:color w:val="000000"/>
+          <w:sz w:val="22"/>
+        </w:rPr>
         <w:t>• Dancyger, K. (2010). *The technique of film and video editing: History, theory, and practice* (5th ed.). Focal Press. ISBN 978-0240813974</w:t>
       </w:r>
     </w:p>
     <w:p>
       <w:pPr>
         <w:pStyle w:val="ListParagraph"/>
+        <w:spacing w:line="276" w:lineRule="auto" w:after="40"/>
+        <w:ind w:left="357" w:hanging="357"/>
+        <w:jc w:val="left"/>
       </w:pPr>
       <w:r>
+        <w:rPr>
+          <w:rFonts w:ascii="Arial" w:hAnsi="Arial" w:cs="Arial"/>
+          <w:color w:val="000000"/>
+          <w:sz w:val="22"/>
+        </w:rPr>
         <w:t>• Chandler, G. (2009). *Film editing: Great cuts every filmmaker and movie lover must know* (1st ed.). Michael Wiese Productions. ISBN 978-1932907629</w:t>
       </w:r>
     </w:p>
     <w:p>
       <w:pPr>
         <w:pStyle w:val="ListParagraph"/>
+        <w:spacing w:line="276" w:lineRule="auto" w:after="40"/>
+        <w:ind w:left="357" w:hanging="357"/>
+        <w:jc w:val="left"/>
       </w:pPr>
       <w:r>
+        <w:rPr>
+          <w:rFonts w:ascii="Arial" w:hAnsi="Arial" w:cs="Arial"/>
+          <w:color w:val="000000"/>
+          <w:sz w:val="22"/>
+        </w:rPr>
         <w:t>• Pearlman, K. (2009). *Cutting rhythms: Shaping the film edit* (1st ed.). Focal Press. ISBN 978-0240810140</w:t>
       </w:r>
     </w:p>
     <w:p>
       <w:pPr>
         <w:pStyle w:val="ListParagraph"/>
+        <w:spacing w:line="276" w:lineRule="auto" w:after="40"/>
+        <w:ind w:left="357" w:hanging="357"/>
+        <w:jc w:val="left"/>
       </w:pPr>
       <w:r>
+        <w:rPr>
+          <w:rFonts w:ascii="Arial" w:hAnsi="Arial" w:cs="Arial"/>
+          <w:color w:val="000000"/>
+          <w:sz w:val="22"/>
+        </w:rPr>
         <w:t>• Coleman, L., &amp; Friedberg, D. (2010). *Make the cut: A guide to becoming a successful assistant editor in film and TV* (1st ed.). Focal Press. ISBN 978-0240813981</w:t>
       </w:r>
     </w:p>
     <w:p>
       <w:pPr>
         <w:pStyle w:val="ListParagraph"/>
+        <w:spacing w:line="276" w:lineRule="auto" w:after="40"/>
+        <w:ind w:left="357" w:hanging="357"/>
+        <w:jc w:val="left"/>
       </w:pPr>
       <w:r>
+        <w:rPr>
+          <w:rFonts w:ascii="Arial" w:hAnsi="Arial" w:cs="Arial"/>
+          <w:color w:val="000000"/>
+          <w:sz w:val="22"/>
+        </w:rPr>
         <w:t>• Rosenberg, J. (2010). *The healthy edit: Creative editing techniques for perfecting your movie* (1st ed.). Focal Press. ISBN 978-0240814469</w:t>
       </w:r>
     </w:p>
     <w:p>
+      <w:pPr>
+        <w:spacing w:line="276" w:lineRule="auto" w:after="120"/>
+        <w:jc w:val="left"/>
+      </w:pPr>
       <w:r>
+        <w:rPr>
+          <w:rFonts w:ascii="Arial" w:hAnsi="Arial" w:cs="Arial"/>
+          <w:color w:val="000000"/>
+          <w:sz w:val="22"/>
+        </w:rPr>
         <w:t>Rujukan tambahan:</w:t>
       </w:r>
     </w:p>
     <w:p>
       <w:pPr>
         <w:pStyle w:val="ListParagraph"/>
+        <w:spacing w:line="276" w:lineRule="auto" w:after="40"/>
+        <w:ind w:left="357" w:hanging="357"/>
+        <w:jc w:val="left"/>
       </w:pPr>
       <w:r>
+        <w:rPr>
+          <w:rFonts w:ascii="Arial" w:hAnsi="Arial" w:cs="Arial"/>
+          <w:color w:val="000000"/>
+          <w:sz w:val="22"/>
+        </w:rPr>
         <w:t>• Ohanian, T. A., &amp; Phillips, M. E. (2013). *Digital filmmaking: The changing art and craft of making motion pictures* (2nd ed.). Focal Press.</w:t>
       </w:r>
     </w:p>
     <w:p>
       <w:pPr>
         <w:pStyle w:val="ListParagraph"/>
+        <w:spacing w:line="276" w:lineRule="auto" w:after="40"/>
+        <w:ind w:left="357" w:hanging="357"/>
+        <w:jc w:val="left"/>
       </w:pPr>
       <w:r>
+        <w:rPr>
+          <w:rFonts w:ascii="Arial" w:hAnsi="Arial" w:cs="Arial"/>
+          <w:color w:val="000000"/>
+          <w:sz w:val="22"/>
+        </w:rPr>
         <w:t>• Bordwell, D., &amp; Thompson, K. (2019). *Film art: An introduction* (12th ed.). McGraw-Hill Education.</w:t>
       </w:r>
     </w:p>

--- a/video-film-editing/output/05 3.3b Nota Pembelajaran (Kertas Penerangan)/CU C01-C05/3.3b-22 Nota Pembelajaran C05-W02 Apply visual elements to editing sequences (IT-072).docx
+++ b/video-film-editing/output/05 3.3b Nota Pembelajaran (Kertas Penerangan)/CU C01-C05/3.3b-22 Nota Pembelajaran C05-W02 Apply visual elements to editing sequences (IT-072).docx
@@ -745,7 +745,7 @@
                 <w:color w:val="000000"/>
                 <w:sz w:val="20"/>
               </w:rPr>
-              <w:t>W01 / W01 — Import Edit-Decision-List (EDL)</w:t>
+              <w:t>W01 / Import Edit-Decision-List (EDL)</w:t>
             </w:r>
           </w:p>
           <w:p>
@@ -759,7 +759,7 @@
                 <w:color w:val="000000"/>
                 <w:sz w:val="20"/>
               </w:rPr>
-              <w:t>W02 / W02 — Apply visual elements to editing sequences</w:t>
+              <w:t>W02 / Apply visual elements to editing sequences</w:t>
             </w:r>
           </w:p>
           <w:p>
@@ -773,7 +773,7 @@
                 <w:color w:val="000000"/>
                 <w:sz w:val="20"/>
               </w:rPr>
-              <w:t>W03 / W03 — Apply titling to editing sequences</w:t>
+              <w:t>W03 / Apply titling to editing sequences</w:t>
             </w:r>
           </w:p>
           <w:p>
@@ -787,7 +787,7 @@
                 <w:color w:val="000000"/>
                 <w:sz w:val="20"/>
               </w:rPr>
-              <w:t>W04 / W04 — Perform colour correction</w:t>
+              <w:t>W04 / Perform colour correction</w:t>
             </w:r>
           </w:p>
           <w:p>
@@ -801,7 +801,7 @@
                 <w:color w:val="000000"/>
                 <w:sz w:val="20"/>
               </w:rPr>
-              <w:t>W05 / W05 — Apply balanced audio to editing sequence</w:t>
+              <w:t>W05 / Apply balanced audio to editing sequence</w:t>
             </w:r>
           </w:p>
           <w:p>
@@ -815,7 +815,7 @@
                 <w:color w:val="000000"/>
                 <w:sz w:val="20"/>
               </w:rPr>
-              <w:t>W06 / W06 — Perform final online submission</w:t>
+              <w:t>W06 / Perform final online submission</w:t>
             </w:r>
           </w:p>
         </w:tc>
